--- a/ind/docx/019.content.docx
+++ b/ind/docx/019.content.docx
@@ -211,18 +211,12 @@
         </w:rPr>
         <w:t xml:space="preserve">Ketika seseorang adalah seorang tahanan, atau seorang </w:t>
       </w:r>
-      <w:hyperlink r:id="rId13">
-        <w:r>
-          <w:rPr>
-            <w:lang w:val="id_ID" w:bidi="id_ID"/>
-          </w:rPr>
-          <w:rPr>
-            <w:color w:val="0000EE"/>
-            <w:u w:val="single"/>
-          </w:rPr>
-          <w:t>budak</w:t>
-        </w:r>
-      </w:hyperlink>
+      <w:r>
+        <w:rPr>
+          <w:lang w:val="id_ID" w:bidi="id_ID"/>
+        </w:rPr>
+        <w:t>budak</w:t>
+      </w:r>
       <w:r>
         <w:rPr>
           <w:lang w:val="id_ID" w:bidi="id_ID"/>
@@ -256,18 +250,12 @@
         </w:rPr>
         <w:t xml:space="preserve">Alkitab mengatakan bahwa Yesus menyerahkan hidup-Nya sebagai tebusan bagi orang banyak. Ini berarti bahwa orang-orang adalah seperti tahanan atau budak, dan bahwa Yesus membayar sesuatu untuk membebaskan orang-orang Yesus tidak membeli orang-orang secara percuma dengan uang, tetapi dengan hidup-Nya sendiri, yang jauh lebih berharga. Kematian Yesus adalah harga yang dibayarkan Yesus untuk </w:t>
       </w:r>
-      <w:hyperlink r:id="rId14">
-        <w:r>
-          <w:rPr>
-            <w:lang w:val="id_ID" w:bidi="id_ID"/>
-          </w:rPr>
-          <w:rPr>
-            <w:color w:val="0000EE"/>
-            <w:u w:val="single"/>
-          </w:rPr>
-          <w:t>membebaskan</w:t>
-        </w:r>
-      </w:hyperlink>
+      <w:r>
+        <w:rPr>
+          <w:lang w:val="id_ID" w:bidi="id_ID"/>
+        </w:rPr>
+        <w:t>membebaskan</w:t>
+      </w:r>
       <w:r>
         <w:rPr>
           <w:lang w:val="id_ID" w:bidi="id_ID"/>
@@ -343,18 +331,12 @@
         </w:rPr>
         <w:t xml:space="preserve">Unta adalah binatang terbesar yang ada di </w:t>
       </w:r>
-      <w:hyperlink r:id="rId15">
-        <w:r>
-          <w:rPr>
-            <w:lang w:val="id_ID" w:bidi="id_ID"/>
-          </w:rPr>
-          <w:rPr>
-            <w:color w:val="0000EE"/>
-            <w:u w:val="single"/>
-          </w:rPr>
-          <w:t>Israel</w:t>
-        </w:r>
-      </w:hyperlink>
+      <w:r>
+        <w:rPr>
+          <w:lang w:val="id_ID" w:bidi="id_ID"/>
+        </w:rPr>
+        <w:t>Israel</w:t>
+      </w:r>
       <w:r>
         <w:rPr>
           <w:lang w:val="id_ID" w:bidi="id_ID"/>
@@ -377,7 +359,6 @@
       </w:r>
       <w:r>
         <w:rPr>
-          <w:b/>
           <w:lang w:val="id_ID" w:bidi="id_ID"/>
         </w:rPr>
         <w:t>Yohanes pembaptis</w:t>
